--- a/docs/reports/24201716_黄俊诚_设计报告.docx
+++ b/docs/reports/24201716_黄俊诚_设计报告.docx
@@ -46,7 +46,7 @@
         <w:rPr>
           <w:sz w:val="21"/>
         </w:rPr>
-        <w:t>2026年10月16日</w:t>
+        <w:t>2026年10月28日</w:t>
       </w:r>
     </w:p>
     <w:p>
@@ -64,7 +64,7 @@
     </w:p>
     <w:p>
       <w:r>
-        <w:t>七个SPEC的阶段实现及后续修复已进入develop，完整课程验收仍有缺口。本轮C12c从develop dfb23271b470a93d557a2695fed0e04caf59d0d2整理材料，不改业务实现。三个时间显示NF-UI的受影响集成已有通过证据，登记和附件仍在待合入PR #27中。该PR尚未实际合入，不能将其文件说成本分支已有。</w:t>
+        <w:t>七个SPEC的阶段实现及后续修复已进入develop，完整课程验收仍有缺口。本轮C12c从develop 8e32fb41ab9453f8b4b4f8e7be86153a183b88dc整理材料，不改业务实现。131行矩阵按已合入代码、测试和证据重算为本地/集成81通过、0失败、50阻断；#27/#28/#29—#35已合入develop，PR #46（008 C05补证）仍open/未合并，PR #45/#41/#40也未合并，均不写成已合入或教师验收。</w:t>
       </w:r>
     </w:p>
     <w:p>
@@ -859,7 +859,7 @@
     </w:p>
     <w:p>
       <w:r>
-        <w:t>008专用随堂测复用原paper和attempt，发布时冻结有效名单并原子写通知；转入不补历史名单，退出不减少原应交分母。逐题统计保留漏答、零选项、简答null和待批分离，多选比例总和可以超过100%。截止与讲评是两个时刻，显式讲评只在截止后首次设置原review_at，重复操作保留原时刻。</w:t>
+        <w:t>008专用随堂测复用原paper和attempt，发布时冻结有效名单并原子写通知；转入不补历史名单，退出不减少原应交分母。逐题统计保留漏答、零选项、简答null和待批分离，多选比例总和可以超过100%。截止与讲评是两个时刻，显式讲评只在截止后首次设置原review_at，重复操作保留原时刻。2026-10-28补证进一步验证讲评CSRF/Origin、普通定时quiz到点释放及讲评前全版本无答案/解析；该证据在PR #46 head，open/未合并。</w:t>
       </w:r>
     </w:p>
     <w:p>
@@ -966,7 +966,7 @@
     </w:p>
     <w:p>
       <w:r>
-        <w:t>测试以完整131行有效集合为入口，含31项AC、37项业务R、28项共通R及35组NF。逐项映射和固定SHA保存在原矩阵，不因编写个人报告减少集合或改判其余128行。完整测试入口和附件索引见docs/TEST_REPORT_HUANG_JUNCHENG.md。</w:t>
+        <w:t>测试以完整131行有效集合为入口，含31项AC、37项业务R、28项共通R及35组NF。逐项映射和固定SHA保存在原矩阵，不因编写个人报告减少集合；本轮按已合入证据改判16行并保留旧值/依据。完整测试入口和附件索引见docs/TEST_REPORT_HUANG_JUNCHENG.md。</w:t>
       </w:r>
     </w:p>
     <w:p>
@@ -976,17 +976,17 @@
     </w:p>
     <w:p>
       <w:r>
-        <w:t>develop dfb23271矩阵的本人本地为80通过、0失败、51阻断，集成59通过、72阻断。待合入PR #27固定head 7096b496的三个NF-UI补验使其集成登记为62通过、69阻断，本地数不变；C12c没有复制该登记。006/008时间及012依据截止在干净dfb23271已完成受影响Chrome/Edge补验，两报告和10图可从#27固定head核查，不能将待合入文件写成本材料基线已有。</w:t>
+        <w:t>develop 8e32fb4矩阵按已合入代码、测试、证据和PR状态重算为本地81通过、0失败、50阻断，集成81通过、0失败、50阻断。16行由旧阻断改为通过：005/R20、011六行、012九行，依据#14 actual merge 3368060、#15 actual merge 0a2b84c、#27/#29—#35 develop合入提交及固定证据；每行旧值和依据保存在矩阵JSON的C12c_重算/C12c_历史记录。历史80/51、62/69、65/66保留为版本口径。</w:t>
       </w:r>
     </w:p>
     <w:p>
       <w:r>
-        <w:t>本轮重新读取#27精确head的Actions38896062651 run、全部6 jobs及原始日志：5个必需job成功，grader按develop规则跳过；后端312项243.204秒、前端119项通过。CI tested a4ed987609132694c08c59650f92721abc223e0d是测试合并引用，#27 actual merge仍不存在。这不是C12c本地新业务测试，也不能作为C12c最终head的CI。</w:t>
+        <w:t>008 C05新基线补证在PR #46 head 9a8343c、tested 55167f6：定向后端48项113.238秒、前端135项、ruff/check_docs通过；Chrome155.0.8059.86/Edge156.0.4314.50各10组、page_errors=[]、390px。PR仍open/未合并/reviews=[]，head CI run40647967505 success但未合入；该证据只作补证引用，不改变008行基于#9的判定。011/012的#14/#15已合入develop，双浏览器各9/7组证据见对应REPORT。</w:t>
       </w:r>
     </w:p>
     <w:p>
       <w:r>
-        <w:t>C12c新增验证限文档规则、链接、版本差异、证据字节保全、合入祖先、Word内容一致性及逐页渲染。最终C12c head和其独立CI结果放在对应PR与本地交接，不把后生成的自身SHA循环写回本报告。</w:t>
+        <w:t>C12c新增验证限文档规则、链接、131行矩阵/JSON一致性、合入祖先、Word内容与结构检查。最终C12c head和其独立CI结果放在对应PR与本地交接，不把后生成的自身SHA循环写回本报告。</w:t>
       </w:r>
     </w:p>
     <w:p>
@@ -999,7 +999,7 @@
     </w:p>
     <w:p>
       <w:r>
-        <w:t>我的原功能分支、阶段提交和测试随SPEC保留。以下PR只是查找入口；精确head、actual merge、日期、作者登录名和真实review正文见docs/evidence/c12c/entry-state.json。该快照在本轮重新读取远程信息，并用Git核验全部11个actual merge属于develop祖先链。个人贡献按具体内容及证据评估，不按提交数或行数代替。</w:t>
+        <w:t>我的原功能分支、阶段提交和测试随SPEC保留。以下PR只是查找入口；精确head、合入提交/actual merge、日期、作者登录名和真实review正文见docs/evidence/c12c/entry-state-20261028.json；2026-10-16历史快照保留在entry-state.json。本轮用Git核验相关PR合入提交/actual merge属于develop祖先链。个人贡献按具体内容及证据评估，不按提交数或行数代替。</w:t>
       </w:r>
     </w:p>
     <w:tbl>
@@ -1335,18 +1335,8 @@
             </w:tcMar>
           </w:tcPr>
           <w:p>
-            <w:pPr>
-              <w:spacing w:line="288" w:lineRule="auto" w:after="60" w:before="60"/>
-              <w:ind w:firstLine="0"/>
-              <w:jc w:val="left"/>
-            </w:pPr>
             <w:r>
-              <w:rPr>
-                <w:b w:val="0"/>
-                <w:color w:val="000000"/>
-                <w:sz w:val="21"/>
-              </w:rPr>
-              <w:t>#9</w:t>
+              <w:t>#9；C05补证#46（open/未合并）</w:t>
             </w:r>
           </w:p>
         </w:tc>
@@ -1363,18 +1353,8 @@
             </w:tcMar>
           </w:tcPr>
           <w:p>
-            <w:pPr>
-              <w:spacing w:line="288" w:lineRule="auto" w:after="60" w:before="60"/>
-              <w:ind w:firstLine="0"/>
-              <w:jc w:val="left"/>
-            </w:pPr>
             <w:r>
-              <w:rPr>
-                <w:b w:val="0"/>
-                <w:color w:val="000000"/>
-                <w:sz w:val="21"/>
-              </w:rPr>
-              <w:t>Gindama713一份APPROVED</w:t>
+              <w:t>#9一份APPROVED；#46 reviews=[]</w:t>
             </w:r>
           </w:p>
         </w:tc>
@@ -1780,17 +1760,7 @@
             </w:tcMar>
           </w:tcPr>
           <w:p>
-            <w:pPr>
-              <w:spacing w:line="288" w:lineRule="auto" w:after="60" w:before="60"/>
-              <w:ind w:firstLine="0"/>
-              <w:jc w:val="left"/>
-            </w:pPr>
             <w:r>
-              <w:rPr>
-                <w:b w:val="0"/>
-                <w:color w:val="000000"/>
-                <w:sz w:val="21"/>
-              </w:rPr>
               <w:t>#27</w:t>
             </w:r>
           </w:p>
@@ -1808,18 +1778,185 @@
             </w:tcMar>
           </w:tcPr>
           <w:p>
-            <w:pPr>
-              <w:spacing w:line="288" w:lineRule="auto" w:after="60" w:before="60"/>
-              <w:ind w:firstLine="0"/>
-              <w:jc w:val="left"/>
-            </w:pPr>
             <w:r>
-              <w:rPr>
-                <w:b w:val="0"/>
-                <w:color w:val="000000"/>
-                <w:sz w:val="21"/>
-              </w:rPr>
-              <w:t>open、无actual merge；reviews/threads/comments为空</w:t>
+              <w:t>已合入develop（4b8a5fb）；无新增真实非作者批准</w:t>
+            </w:r>
+          </w:p>
+        </w:tc>
+      </w:tr>
+      <w:tr>
+        <w:trPr>
+          <w:cantSplit/>
+        </w:trPr>
+        <w:tc>
+          <w:tcPr>
+            <w:tcW w:type="dxa" w:w="1728"/>
+            <w:vAlign w:val="center"/>
+            <w:shd w:fill="F2F2F2"/>
+            <w:tcMar>
+              <w:top w:w="90" w:type="dxa"/>
+              <w:left w:w="90" w:type="dxa"/>
+              <w:bottom w:w="90" w:type="dxa"/>
+              <w:right w:w="90" w:type="dxa"/>
+            </w:tcMar>
+          </w:tcPr>
+          <w:p>
+            <w:r>
+              <w:t>R37/R01/I-01/I-02/I-03消费接缝</w:t>
+            </w:r>
+          </w:p>
+        </w:tc>
+        <w:tc>
+          <w:tcPr>
+            <w:tcW w:type="dxa" w:w="2448"/>
+            <w:vAlign w:val="center"/>
+            <w:shd w:fill="F2F2F2"/>
+            <w:tcMar>
+              <w:top w:w="90" w:type="dxa"/>
+              <w:left w:w="90" w:type="dxa"/>
+              <w:bottom w:w="90" w:type="dxa"/>
+              <w:right w:w="90" w:type="dxa"/>
+            </w:tcMar>
+          </w:tcPr>
+          <w:p>
+            <w:r>
+              <w:t>#29—#35</w:t>
+            </w:r>
+          </w:p>
+        </w:tc>
+        <w:tc>
+          <w:tcPr>
+            <w:tcW w:type="dxa" w:w="5760"/>
+            <w:vAlign w:val="center"/>
+            <w:shd w:fill="F2F2F2"/>
+            <w:tcMar>
+              <w:top w:w="90" w:type="dxa"/>
+              <w:left w:w="90" w:type="dxa"/>
+              <w:bottom w:w="90" w:type="dxa"/>
+              <w:right w:w="90" w:type="dxa"/>
+            </w:tcMar>
+          </w:tcPr>
+          <w:p>
+            <w:r>
+              <w:t>均已合入develop；无新增真实非作者批准</w:t>
+            </w:r>
+          </w:p>
+        </w:tc>
+      </w:tr>
+      <w:tr>
+        <w:trPr>
+          <w:cantSplit/>
+        </w:trPr>
+        <w:tc>
+          <w:tcPr>
+            <w:tcW w:type="dxa" w:w="1728"/>
+            <w:vAlign w:val="center"/>
+            <w:shd w:fill="F2F2F2"/>
+            <w:tcMar>
+              <w:top w:w="90" w:type="dxa"/>
+              <w:left w:w="90" w:type="dxa"/>
+              <w:bottom w:w="90" w:type="dxa"/>
+              <w:right w:w="90" w:type="dxa"/>
+            </w:tcMar>
+          </w:tcPr>
+          <w:p>
+            <w:r>
+              <w:t>C12c初始材料/合入后收口</w:t>
+            </w:r>
+          </w:p>
+        </w:tc>
+        <w:tc>
+          <w:tcPr>
+            <w:tcW w:type="dxa" w:w="2448"/>
+            <w:vAlign w:val="center"/>
+            <w:shd w:fill="F2F2F2"/>
+            <w:tcMar>
+              <w:top w:w="90" w:type="dxa"/>
+              <w:left w:w="90" w:type="dxa"/>
+              <w:bottom w:w="90" w:type="dxa"/>
+              <w:right w:w="90" w:type="dxa"/>
+            </w:tcMar>
+          </w:tcPr>
+          <w:p>
+            <w:r>
+              <w:t>#28（已合入8c46abe）、#40（open/未合并）</w:t>
+            </w:r>
+          </w:p>
+        </w:tc>
+        <w:tc>
+          <w:tcPr>
+            <w:tcW w:type="dxa" w:w="5760"/>
+            <w:vAlign w:val="center"/>
+            <w:shd w:fill="F2F2F2"/>
+            <w:tcMar>
+              <w:top w:w="90" w:type="dxa"/>
+              <w:left w:w="90" w:type="dxa"/>
+              <w:bottom w:w="90" w:type="dxa"/>
+              <w:right w:w="90" w:type="dxa"/>
+            </w:tcMar>
+          </w:tcPr>
+          <w:p>
+            <w:r>
+              <w:t>#28无新增批准；#40 reviews=[]</w:t>
+            </w:r>
+          </w:p>
+        </w:tc>
+      </w:tr>
+      <w:tr>
+        <w:trPr>
+          <w:cantSplit/>
+        </w:trPr>
+        <w:tc>
+          <w:tcPr>
+            <w:tcW w:type="dxa" w:w="1728"/>
+            <w:vAlign w:val="center"/>
+            <w:shd w:fill="F2F2F2"/>
+            <w:tcMar>
+              <w:top w:w="90" w:type="dxa"/>
+              <w:left w:w="90" w:type="dxa"/>
+              <w:bottom w:w="90" w:type="dxa"/>
+              <w:right w:w="90" w:type="dxa"/>
+            </w:tcMar>
+          </w:tcPr>
+          <w:p>
+            <w:r>
+              <w:t>005图文契约提案</w:t>
+            </w:r>
+          </w:p>
+        </w:tc>
+        <w:tc>
+          <w:tcPr>
+            <w:tcW w:type="dxa" w:w="2448"/>
+            <w:vAlign w:val="center"/>
+            <w:shd w:fill="F2F2F2"/>
+            <w:tcMar>
+              <w:top w:w="90" w:type="dxa"/>
+              <w:left w:w="90" w:type="dxa"/>
+              <w:bottom w:w="90" w:type="dxa"/>
+              <w:right w:w="90" w:type="dxa"/>
+            </w:tcMar>
+          </w:tcPr>
+          <w:p>
+            <w:r>
+              <w:t>#41（draft/未合并）</w:t>
+            </w:r>
+          </w:p>
+        </w:tc>
+        <w:tc>
+          <w:tcPr>
+            <w:tcW w:type="dxa" w:w="5760"/>
+            <w:vAlign w:val="center"/>
+            <w:shd w:fill="F2F2F2"/>
+            <w:tcMar>
+              <w:top w:w="90" w:type="dxa"/>
+              <w:left w:w="90" w:type="dxa"/>
+              <w:bottom w:w="90" w:type="dxa"/>
+              <w:right w:w="90" w:type="dxa"/>
+            </w:tcMar>
+          </w:tcPr>
+          <w:p>
+            <w:r>
+              <w:t>reviews为空；003门禁未过</w:t>
             </w:r>
           </w:p>
         </w:tc>
@@ -1850,7 +1987,7 @@
     </w:p>
     <w:p>
       <w:r>
-        <w:t>下一步先完成真实材料审阅和#27反馈；若#27实际合入，核对actual merge祖先后同步。纯已验收文档增量不重复运行两个C12b脚本；具体业务或依赖变化则回所属SPEC feature做受影响检查。随后按教师模板调整Word版式，补真实检查日期、归档SHA和提交证明，再形成最终个人交付。没有证据时保持未执行或阻断，不伪填通过。</w:t>
+        <w:t>下一步先完成PR #46的两名真实非作者复核；合入后核对develop合入提交祖先后同步并更新008状态。PR #45保持open并忽略，PR #40/#41保持open/draft。005待003图片门禁满足后再启动；006/008的R01/R02/R37/R44由004/007/003负责人修复对应缺口后做消费侧复验。纯已验收文档增量不重复运行两个C12b脚本；具体业务或依赖变化则回所属SPEC feature做受影响检查。随后按教师模板调整Word版式，补真实检查日期、归档SHA和提交证明，再形成最终个人交付。没有证据时保持未执行或阻断，不伪填通过。</w:t>
       </w:r>
     </w:p>
     <w:p>
@@ -1868,7 +2005,7 @@
     </w:p>
     <w:p>
       <w:r>
-        <w:t>从docs/C12C_DELIVERY_HUANG_JUNCHENG.md进入131行矩阵、固定证据、接入快照、材料检查和个人阶段报告。#27链接保持7096b496来源限定。本文Markdown为内容源，Word为同内容导出版，不另立测试结论。</w:t>
+        <w:t>从docs/C12C_DELIVERY_HUANG_JUNCHENG.md进入131行矩阵、固定证据、2026-10-28接入快照、材料检查和个人阶段报告。#27/#28/#29—#35的合入事实以develop提交为准；#46证据固定到9a8343c并明确未合入；PR #45/#41/#40不作为合入事实。本文Markdown为内容源，Word为同内容导出版，不另立测试结论。</w:t>
       </w:r>
     </w:p>
     <w:sectPr>

--- a/docs/reports/24201716_黄俊诚_设计报告.docx
+++ b/docs/reports/24201716_黄俊诚_设计报告.docx
@@ -986,7 +986,7 @@
     </w:p>
     <w:p>
       <w:r>
-        <w:t>C12c新增验证限文档规则、链接、131行矩阵/JSON一致性、合入祖先、Word内容与结构检查。最终C12c head和其独立CI结果放在对应PR与本地交接，不把后生成的自身SHA循环写回本报告。</w:t>
+        <w:t>C12c新增验证限文档规则、链接、131行矩阵/JSON一致性、合入祖先、Word内容与结构检查。PR #47首次CI在既有SPEC-011 QA并发测试上偶发`DB_BUSY`（1/376），同一head rerun成功，本地14次1次失败/13次通过；首次失败与rerun分别保留，列入SPEC-011待办（负责人黄俊诚）。最终C12c head和其独立CI结果放在对应PR与本地交接，不把后生成的自身SHA循环写回本报告。</w:t>
       </w:r>
     </w:p>
     <w:p>
